--- a/docs/radiobeat-final-proposal.docx
+++ b/docs/radiobeat-final-proposal.docx
@@ -290,7 +290,7 @@
                 <w:sz w:val="21"/>
                 <w:szCs w:val="21"/>
               </w:rPr>
-              <w:t xml:space="preserve">Qutuhal InnovateX 2.0 (hosted by GIIS Dubai)</w:t>
+              <w:t xml:space="preserve">Qutuhal InnovateX 2.0</w:t>
             </w:r>
           </w:p>
         </w:tc>
